--- a/templates/D. ΑΠΟΦΑΣΗ-ΧΟΡΗΓΗΣΗΣ-ΑΔΕΙΑΣ-ΑΣΘΕΝΕΙΑΣ-ΤΕΚΝΟΥ_ΜΟΝΙΜΟΥ_ΕΚΠΑΙΔΕΥΤΙΚΟΥ.docx
+++ b/templates/D. ΑΠΟΦΑΣΗ-ΧΟΡΗΓΗΣΗΣ-ΑΔΕΙΑΣ-ΑΣΘΕΝΕΙΑΣ-ΤΕΚΝΟΥ_ΜΟΝΙΜΟΥ_ΕΚΠΑΙΔΕΥΤΙΚΟΥ.docx
@@ -1446,6 +1446,23 @@
           <w:sz w:val="22"/>
           <w:szCs w:val="22"/>
         </w:rPr>
+        <w:t>_</w:t>
+      </w:r>
+      <w:r>
+        <w:rPr>
+          <w:rFonts w:asciiTheme="minorHAnsi" w:hAnsiTheme="minorHAnsi"/>
+          <w:sz w:val="22"/>
+          <w:szCs w:val="22"/>
+          <w:lang w:val="en-US"/>
+        </w:rPr>
+        <w:t>gen</w:t>
+      </w:r>
+      <w:r>
+        <w:rPr>
+          <w:rFonts w:asciiTheme="minorHAnsi" w:hAnsiTheme="minorHAnsi"/>
+          <w:sz w:val="22"/>
+          <w:szCs w:val="22"/>
+        </w:rPr>
         <w:t xml:space="preserve"> }} </w:t>
       </w:r>
       <w:r>
@@ -1466,6 +1483,23 @@
         <w:t>onoma</w:t>
       </w:r>
       <w:proofErr w:type="spellEnd"/>
+      <w:r>
+        <w:rPr>
+          <w:rFonts w:asciiTheme="minorHAnsi" w:hAnsiTheme="minorHAnsi"/>
+          <w:sz w:val="22"/>
+          <w:szCs w:val="22"/>
+        </w:rPr>
+        <w:t>_</w:t>
+      </w:r>
+      <w:r>
+        <w:rPr>
+          <w:rFonts w:asciiTheme="minorHAnsi" w:hAnsiTheme="minorHAnsi"/>
+          <w:sz w:val="22"/>
+          <w:szCs w:val="22"/>
+          <w:lang w:val="en-US"/>
+        </w:rPr>
+        <w:t>gen</w:t>
+      </w:r>
       <w:r>
         <w:rPr>
           <w:rFonts w:asciiTheme="minorHAnsi" w:hAnsiTheme="minorHAnsi"/>
@@ -4765,7 +4799,7 @@
 </file>
 
 <file path=customXml/itemProps1.xml><?xml version="1.0" encoding="utf-8"?>
-<ds:datastoreItem xmlns:ds="http://schemas.openxmlformats.org/officeDocument/2006/customXml" ds:itemID="{DAF4C802-93DE-4C80-801F-293544DCC08A}">
+<ds:datastoreItem xmlns:ds="http://schemas.openxmlformats.org/officeDocument/2006/customXml" ds:itemID="{A390AEDF-EC19-44E6-AB38-0F50856E9595}">
   <ds:schemaRefs>
     <ds:schemaRef ds:uri="http://schemas.openxmlformats.org/officeDocument/2006/bibliography"/>
   </ds:schemaRefs>
